--- a/paper/supplementary/SUPPLEMENTARY.docx
+++ b/paper/supplementary/SUPPLEMENTARY.docx
@@ -2,7 +2,7 @@
 <file path=word/document.xml><?xml version="1.0" encoding="utf-8"?>
 <w:document xmlns:w="http://schemas.openxmlformats.org/wordprocessingml/2006/main" xmlns:m="http://schemas.openxmlformats.org/officeDocument/2006/math" xmlns:r="http://schemas.openxmlformats.org/officeDocument/2006/relationships" xmlns:o="urn:schemas-microsoft-com:office:office" xmlns:v="urn:schemas-microsoft-com:vml" xmlns:w10="urn:schemas-microsoft-com:office:word" xmlns:a="http://schemas.openxmlformats.org/drawingml/2006/main" xmlns:pic="http://schemas.openxmlformats.org/drawingml/2006/picture" xmlns:wp="http://schemas.openxmlformats.org/drawingml/2006/wordprocessingDrawing">
   <w:body>
-    <w:bookmarkStart w:id="26" w:name="Xc3fcc6656da83e08d67075bda016bbdc5c3d5f9"/>
+    <w:bookmarkStart w:id="27" w:name="Xc3fcc6656da83e08d67075bda016bbdc5c3d5f9"/>
     <w:p>
       <w:pPr>
         <w:pStyle w:val="Heading1"/>
@@ -80,7 +80,7 @@
         <w:t xml:space="preserve"> </w:t>
       </w:r>
       <w:r>
-        <w:t xml:space="preserve">(b) synteny_score vs inversion count: monotone decline 1.0000 → 0.9835.</w:t>
+        <w:t xml:space="preserve">(b) anchor_adjacency vs inversion count: monotone decline 1.0000 → 0.9835.</w:t>
       </w:r>
       <w:r>
         <w:t xml:space="preserve"> </w:t>
@@ -104,7 +104,7 @@
         <w:t xml:space="preserve"> </w:t>
       </w:r>
       <w:r>
-        <w:t xml:space="preserve">synteny_score 0.9997, no spurious structural flags. Data and report:</w:t>
+        <w:t xml:space="preserve">anchor_adjacency 0.9997, no spurious structural flags. Data and report:</w:t>
       </w:r>
       <w:r>
         <w:t xml:space="preserve"> </w:t>
@@ -908,7 +908,7 @@
       </w:r>
     </w:p>
     <w:bookmarkEnd w:id="18"/>
-    <w:bookmarkStart w:id="19" w:name="X2a085c8894582dbc4d4b13cc4852f4509f790fd"/>
+    <w:bookmarkStart w:id="19" w:name="Xbfd4f00bec33d994e275cc2a80737a7d591fe4d"/>
     <w:p>
       <w:pPr>
         <w:pStyle w:val="Heading2"/>
@@ -946,7 +946,7 @@
         <w:t xml:space="preserve"> </w:t>
       </w:r>
       <w:r>
-        <w:t xml:space="preserve">isolates also show ANI–synteny decoupling</w:t>
+        <w:t xml:space="preserve">isolates also show ANI–anchor-adjacency decoupling</w:t>
       </w:r>
     </w:p>
     <w:p>
@@ -971,13 +971,13 @@
         <w:pStyle w:val="BodyText"/>
       </w:pPr>
       <w:r>
-        <w:t xml:space="preserve">Left column: Syn2bANI ANI vs synteny score; right column: skani ANI vs the</w:t>
-      </w:r>
-      <w:r>
-        <w:t xml:space="preserve"> </w:t>
-      </w:r>
-      <w:r>
-        <w:t xml:space="preserve">same synteny score. (a,b) 12</w:t>
+        <w:t xml:space="preserve">Left column: Syn2bANI ANI vs anchor adjacency; right column: skani ANI vs the</w:t>
+      </w:r>
+      <w:r>
+        <w:t xml:space="preserve"> </w:t>
+      </w:r>
+      <w:r>
+        <w:t xml:space="preserve">same anchor adjacency. (a,b) 12</w:t>
       </w:r>
       <w:r>
         <w:t xml:space="preserve"> </w:t>
@@ -999,7 +999,7 @@
         <w:t xml:space="preserve"> </w:t>
       </w:r>
       <w:r>
-        <w:t xml:space="preserve">ANI &gt;99.9% have synteny scores 0.85–0.89 and up to 376 breakpoints. (c,d) 20</w:t>
+        <w:t xml:space="preserve">ANI &gt;99.9% have anchor adjacencies 0.85–0.89 and up to 376 breakpoints. (c,d) 20</w:t>
       </w:r>
       <w:r>
         <w:t xml:space="preserve"> </w:t>
@@ -1021,7 +1021,7 @@
         <w:t xml:space="preserve"> </w:t>
       </w:r>
       <w:r>
-        <w:t xml:space="preserve">synteny scores 0.89–0.96 and an average of ~1,980 breakpoints. The most</w:t>
+        <w:t xml:space="preserve">anchor adjacencies 0.89–0.96 and an average of ~1,980 breakpoints. The most</w:t>
       </w:r>
       <w:r>
         <w:t xml:space="preserve"> </w:t>
@@ -1055,7 +1055,255 @@
       </w:r>
     </w:p>
     <w:bookmarkEnd w:id="19"/>
-    <w:bookmarkStart w:id="20" w:name="Xb79c9bf020a903d02af45c43b651fa33d5c8e03"/>
+    <w:bookmarkStart w:id="20" w:name="X555626c33a66c415d746c3ce63da45e42bbec1d"/>
+    <w:p>
+      <w:pPr>
+        <w:pStyle w:val="Heading2"/>
+      </w:pPr>
+      <w:r>
+        <w:t xml:space="preserve">Supplementary Figure S13 — Diagnostic plot of</w:t>
+      </w:r>
+      <w:r>
+        <w:t xml:space="preserve"> </w:t>
+      </w:r>
+      <w:r>
+        <w:rPr>
+          <w:rStyle w:val="VerbatimChar"/>
+        </w:rPr>
+        <w:t xml:space="preserve">af_query</w:t>
+      </w:r>
+      <w:r>
+        <w:t xml:space="preserve"> </w:t>
+      </w:r>
+      <w:r>
+        <w:t xml:space="preserve">vs</w:t>
+      </w:r>
+      <w:r>
+        <w:t xml:space="preserve"> </w:t>
+      </w:r>
+      <w:r>
+        <w:rPr>
+          <w:rStyle w:val="VerbatimChar"/>
+        </w:rPr>
+        <w:t xml:space="preserve">anchor_adjacency</w:t>
+      </w:r>
+      <w:r>
+        <w:t xml:space="preserve"> </w:t>
+      </w:r>
+      <w:r>
+        <w:t xml:space="preserve">on GTDB-R207 held-out pairs</w:t>
+      </w:r>
+    </w:p>
+    <w:p>
+      <w:pPr>
+        <w:pStyle w:val="FirstParagraph"/>
+      </w:pPr>
+      <w:r>
+        <w:t xml:space="preserve">(</w:t>
+      </w:r>
+      <w:r>
+        <w:rPr>
+          <w:rStyle w:val="VerbatimChar"/>
+        </w:rPr>
+        <w:t xml:space="preserve">figures/report/fig_diagnostic_af_query_vs_anchor_adjacency.png</w:t>
+      </w:r>
+      <w:r>
+        <w:t xml:space="preserve">)</w:t>
+      </w:r>
+    </w:p>
+    <w:p>
+      <w:pPr>
+        <w:pStyle w:val="BodyText"/>
+      </w:pPr>
+      <w:r>
+        <w:t xml:space="preserve">43,334 held-out same-genus representative pairs from GTDB-R207, coloured by</w:t>
+      </w:r>
+      <w:r>
+        <w:t xml:space="preserve"> </w:t>
+      </w:r>
+      <w:r>
+        <w:t xml:space="preserve">dnadiff alignment-based synteny score. (a)</w:t>
+      </w:r>
+      <w:r>
+        <w:t xml:space="preserve"> </w:t>
+      </w:r>
+      <w:r>
+        <w:rPr>
+          <w:rStyle w:val="VerbatimChar"/>
+        </w:rPr>
+        <w:t xml:space="preserve">af_query</w:t>
+      </w:r>
+      <w:r>
+        <w:t xml:space="preserve"> </w:t>
+      </w:r>
+      <w:r>
+        <w:t xml:space="preserve">(base-pair chain</w:t>
+      </w:r>
+      <w:r>
+        <w:t xml:space="preserve"> </w:t>
+      </w:r>
+      <w:r>
+        <w:t xml:space="preserve">coverage) and</w:t>
+      </w:r>
+      <w:r>
+        <w:t xml:space="preserve"> </w:t>
+      </w:r>
+      <w:r>
+        <w:rPr>
+          <w:rStyle w:val="VerbatimChar"/>
+        </w:rPr>
+        <w:t xml:space="preserve">anchor_adjacency</w:t>
+      </w:r>
+      <w:r>
+        <w:t xml:space="preserve"> </w:t>
+      </w:r>
+      <w:r>
+        <w:t xml:space="preserve">(ordered-anchor conservation) are only weakly</w:t>
+      </w:r>
+      <w:r>
+        <w:t xml:space="preserve"> </w:t>
+      </w:r>
+      <w:r>
+        <w:t xml:space="preserve">correlated (Pearson r = 0.29) and are best understood as two independent</w:t>
+      </w:r>
+      <w:r>
+        <w:t xml:space="preserve"> </w:t>
+      </w:r>
+      <w:r>
+        <w:t xml:space="preserve">structural axes. The colour gradient shows that</w:t>
+      </w:r>
+      <w:r>
+        <w:t xml:space="preserve"> </w:t>
+      </w:r>
+      <w:r>
+        <w:rPr>
+          <w:rStyle w:val="VerbatimChar"/>
+        </w:rPr>
+        <w:t xml:space="preserve">af_query</w:t>
+      </w:r>
+      <w:r>
+        <w:t xml:space="preserve"> </w:t>
+      </w:r>
+      <w:r>
+        <w:t xml:space="preserve">is the output that</w:t>
+      </w:r>
+      <w:r>
+        <w:t xml:space="preserve"> </w:t>
+      </w:r>
+      <w:r>
+        <w:t xml:space="preserve">tracks alignment-based synteny/coverage. (b) Four interpretable quadrants:</w:t>
+      </w:r>
+      <w:r>
+        <w:t xml:space="preserve"> </w:t>
+      </w:r>
+      <w:r>
+        <w:t xml:space="preserve">6,764 pairs have high</w:t>
+      </w:r>
+      <w:r>
+        <w:t xml:space="preserve"> </w:t>
+      </w:r>
+      <w:r>
+        <w:rPr>
+          <w:rStyle w:val="VerbatimChar"/>
+        </w:rPr>
+        <w:t xml:space="preserve">anchor_adjacency</w:t>
+      </w:r>
+      <w:r>
+        <w:t xml:space="preserve"> </w:t>
+      </w:r>
+      <w:r>
+        <w:t xml:space="preserve">(&gt;0.99) but low dnadiff synteny</w:t>
+      </w:r>
+      <w:r>
+        <w:t xml:space="preserve"> </w:t>
+      </w:r>
+      <w:r>
+        <w:t xml:space="preserve">(&lt;0.5), because sparse surviving anchors are locally collinear while most of</w:t>
+      </w:r>
+      <w:r>
+        <w:t xml:space="preserve"> </w:t>
+      </w:r>
+      <w:r>
+        <w:t xml:space="preserve">the genome is unchained; 2,242 pairs have high</w:t>
+      </w:r>
+      <w:r>
+        <w:t xml:space="preserve"> </w:t>
+      </w:r>
+      <w:r>
+        <w:rPr>
+          <w:rStyle w:val="VerbatimChar"/>
+        </w:rPr>
+        <w:t xml:space="preserve">af_query</w:t>
+      </w:r>
+      <w:r>
+        <w:t xml:space="preserve"> </w:t>
+      </w:r>
+      <w:r>
+        <w:t xml:space="preserve">(&gt;0.8) but low</w:t>
+      </w:r>
+      <w:r>
+        <w:t xml:space="preserve"> </w:t>
+      </w:r>
+      <w:r>
+        <w:t xml:space="preserve">dnadiff synteny, the signature of extensive rearrangement within an</w:t>
+      </w:r>
+      <w:r>
+        <w:t xml:space="preserve"> </w:t>
+      </w:r>
+      <w:r>
+        <w:t xml:space="preserve">alignable genome; 2,281 pairs have low</w:t>
+      </w:r>
+      <w:r>
+        <w:t xml:space="preserve"> </w:t>
+      </w:r>
+      <w:r>
+        <w:rPr>
+          <w:rStyle w:val="VerbatimChar"/>
+        </w:rPr>
+        <w:t xml:space="preserve">af_query</w:t>
+      </w:r>
+      <w:r>
+        <w:t xml:space="preserve"> </w:t>
+      </w:r>
+      <w:r>
+        <w:t xml:space="preserve">but locally collinear</w:t>
+      </w:r>
+      <w:r>
+        <w:t xml:space="preserve"> </w:t>
+      </w:r>
+      <w:r>
+        <w:t xml:space="preserve">anchors; and 470 pairs show the reverse mismatch. Source data and script:</w:t>
+      </w:r>
+      <w:r>
+        <w:t xml:space="preserve"> </w:t>
+      </w:r>
+      <w:r>
+        <w:rPr>
+          <w:rStyle w:val="VerbatimChar"/>
+        </w:rPr>
+        <w:t xml:space="preserve">results/gtdb50k/</w:t>
+      </w:r>
+      <w:r>
+        <w:t xml:space="preserve"> </w:t>
+      </w:r>
+      <w:r>
+        <w:t xml:space="preserve">and</w:t>
+      </w:r>
+      <w:r>
+        <w:t xml:space="preserve"> </w:t>
+      </w:r>
+      <w:r>
+        <w:rPr>
+          <w:rStyle w:val="VerbatimChar"/>
+        </w:rPr>
+        <w:t xml:space="preserve">analysis/plot_anchor_adjacency_vs_af_query.py</w:t>
+      </w:r>
+      <w:r>
+        <w:t xml:space="preserve">.</w:t>
+      </w:r>
+    </w:p>
+    <w:bookmarkEnd w:id="20"/>
+    <w:bookmarkStart w:id="21" w:name="Xb79c9bf020a903d02af45c43b651fa33d5c8e03"/>
     <w:p>
       <w:pPr>
         <w:pStyle w:val="Heading2"/>
@@ -1381,8 +1629,8 @@
         </w:tc>
       </w:tr>
     </w:tbl>
-    <w:bookmarkEnd w:id="20"/>
-    <w:bookmarkStart w:id="21" w:name="X1d1a5b89358b225a547ea735bc71b43678427f8"/>
+    <w:bookmarkEnd w:id="21"/>
+    <w:bookmarkStart w:id="22" w:name="X1d1a5b89358b225a547ea735bc71b43678427f8"/>
     <w:p>
       <w:pPr>
         <w:pStyle w:val="Heading2"/>
@@ -1696,8 +1944,8 @@
         </w:tc>
       </w:tr>
     </w:tbl>
-    <w:bookmarkEnd w:id="21"/>
-    <w:bookmarkStart w:id="22" w:name="X791b5905c3cbd3b80da6a27b4633a9dc2eda705"/>
+    <w:bookmarkEnd w:id="22"/>
+    <w:bookmarkStart w:id="23" w:name="X791b5905c3cbd3b80da6a27b4633a9dc2eda705"/>
     <w:p>
       <w:pPr>
         <w:pStyle w:val="Heading2"/>
@@ -1906,8 +2154,8 @@
         </w:tc>
       </w:tr>
     </w:tbl>
-    <w:bookmarkEnd w:id="22"/>
-    <w:bookmarkStart w:id="23" w:name="Xe280e63292e65e7cc12ffc5dad24d6a06d19d0f"/>
+    <w:bookmarkEnd w:id="23"/>
+    <w:bookmarkStart w:id="24" w:name="Xe280e63292e65e7cc12ffc5dad24d6a06d19d0f"/>
     <w:p>
       <w:pPr>
         <w:pStyle w:val="Heading2"/>
@@ -2005,8 +2253,8 @@
         <w:t xml:space="preserve">.</w:t>
       </w:r>
     </w:p>
-    <w:bookmarkEnd w:id="23"/>
-    <w:bookmarkStart w:id="24" w:name="Xd013ccaae7d4dde06816ab37078854f863f6c97"/>
+    <w:bookmarkEnd w:id="24"/>
+    <w:bookmarkStart w:id="25" w:name="Xd013ccaae7d4dde06816ab37078854f863f6c97"/>
     <w:p>
       <w:pPr>
         <w:pStyle w:val="Heading2"/>
@@ -2177,8 +2425,8 @@
         <w:t xml:space="preserve">further is not expected to improve it (main text, Methods 4.6).</w:t>
       </w:r>
     </w:p>
-    <w:bookmarkEnd w:id="24"/>
-    <w:bookmarkStart w:id="25" w:name="X335171f238bd89d569aec4e4b5b6643057b0b49"/>
+    <w:bookmarkEnd w:id="25"/>
+    <w:bookmarkStart w:id="26" w:name="X335171f238bd89d569aec4e4b5b6643057b0b49"/>
     <w:p>
       <w:pPr>
         <w:pStyle w:val="Heading2"/>
@@ -2279,8 +2527,8 @@
         <w:t xml:space="preserve">.</w:t>
       </w:r>
     </w:p>
-    <w:bookmarkEnd w:id="25"/>
     <w:bookmarkEnd w:id="26"/>
+    <w:bookmarkEnd w:id="27"/>
     <w:sectPr>
       <w:footnotePr>
         <w:numRestart w:val="eachSect"/>
